--- a/VIPAssessmentGrid.docx
+++ b/VIPAssessmentGrid.docx
@@ -1,6 +1,6 @@
 
 <file path=word/document.xml><?xml version="1.0" encoding="utf-8"?>
-<w:document xmlns:wpc="http://schemas.microsoft.com/office/word/2010/wordprocessingCanvas" xmlns:cx="http://schemas.microsoft.com/office/drawing/2014/chartex" xmlns:cx1="http://schemas.microsoft.com/office/drawing/2015/9/8/chartex" xmlns:cx2="http://schemas.microsoft.com/office/drawing/2015/10/21/chartex" xmlns:cx3="http://schemas.microsoft.com/office/drawing/2016/5/9/chartex" xmlns:cx4="http://schemas.microsoft.com/office/drawing/2016/5/10/chartex" xmlns:cx5="http://schemas.microsoft.com/office/drawing/2016/5/11/chartex" xmlns:cx6="http://schemas.microsoft.com/office/drawing/2016/5/12/chartex" xmlns:cx7="http://schemas.microsoft.com/office/drawing/2016/5/13/chartex" xmlns:cx8="http://schemas.microsoft.com/office/drawing/2016/5/14/chartex" xmlns:mc="http://schemas.openxmlformats.org/markup-compatibility/2006" xmlns:aink="http://schemas.microsoft.com/office/drawing/2016/ink" xmlns:am3d="http://schemas.microsoft.com/office/drawing/2017/model3d" xmlns:o="urn:schemas-microsoft-com:office:office" xmlns:oel="http://schemas.microsoft.com/office/2019/extlst" xmlns:r="http://schemas.openxmlformats.org/officeDocument/2006/relationships" xmlns:m="http://schemas.openxmlformats.org/officeDocument/2006/math" xmlns:v="urn:schemas-microsoft-com:vml" xmlns:wp14="http://schemas.microsoft.com/office/word/2010/wordprocessingDrawing" xmlns:wp="http://schemas.openxmlformats.org/drawingml/2006/wordprocessingDrawing" xmlns:w10="urn:schemas-microsoft-com:office:word" xmlns:w="http://schemas.openxmlformats.org/wordprocessingml/2006/main" xmlns:w14="http://schemas.microsoft.com/office/word/2010/wordml" xmlns:w15="http://schemas.microsoft.com/office/word/2012/wordml" xmlns:w16cex="http://schemas.microsoft.com/office/word/2018/wordml/cex" xmlns:w16cid="http://schemas.microsoft.com/office/word/2016/wordml/cid" xmlns:w16="http://schemas.microsoft.com/office/word/2018/wordml" xmlns:w16du="http://schemas.microsoft.com/office/word/2023/wordml/word16du" xmlns:w16sdtdh="http://schemas.microsoft.com/office/word/2020/wordml/sdtdatahash" xmlns:w16sdtfl="http://schemas.microsoft.com/office/word/2024/wordml/sdtformatlock" xmlns:w16se="http://schemas.microsoft.com/office/word/2015/wordml/symex" xmlns:wpg="http://schemas.microsoft.com/office/word/2010/wordprocessingGroup" xmlns:wpi="http://schemas.microsoft.com/office/word/2010/wordprocessingInk" xmlns:wne="http://schemas.microsoft.com/office/word/2006/wordml" xmlns:wps="http://schemas.microsoft.com/office/word/2010/wordprocessingShape" mc:Ignorable="w14 w15 w16se w16cid w16 w16cex w16sdtdh w16sdtfl w16du wp14">
+<w:document xmlns:wpc="http://schemas.microsoft.com/office/word/2010/wordprocessingCanvas" xmlns:cx="http://schemas.microsoft.com/office/drawing/2014/chartex" xmlns:cx1="http://schemas.microsoft.com/office/drawing/2015/9/8/chartex" xmlns:cx2="http://schemas.microsoft.com/office/drawing/2015/10/21/chartex" xmlns:cx3="http://schemas.microsoft.com/office/drawing/2016/5/9/chartex" xmlns:cx4="http://schemas.microsoft.com/office/drawing/2016/5/10/chartex" xmlns:cx5="http://schemas.microsoft.com/office/drawing/2016/5/11/chartex" xmlns:cx6="http://schemas.microsoft.com/office/drawing/2016/5/12/chartex" xmlns:cx7="http://schemas.microsoft.com/office/drawing/2016/5/13/chartex" xmlns:cx8="http://schemas.microsoft.com/office/drawing/2016/5/14/chartex" xmlns:mc="http://schemas.openxmlformats.org/markup-compatibility/2006" xmlns:m="http://schemas.openxmlformats.org/officeDocument/2006/math" xmlns:aink="http://schemas.microsoft.com/office/drawing/2016/ink" xmlns:am3d="http://schemas.microsoft.com/office/drawing/2017/model3d" xmlns:oel="http://schemas.microsoft.com/office/2019/extlst" xmlns:r="http://schemas.openxmlformats.org/officeDocument/2006/relationships" xmlns:wp14="http://schemas.microsoft.com/office/word/2010/wordprocessingDrawing" xmlns:wp="http://schemas.openxmlformats.org/drawingml/2006/wordprocessingDrawing" xmlns:wpg="http://schemas.microsoft.com/office/word/2010/wordprocessingGroup" xmlns:wpi="http://schemas.microsoft.com/office/word/2010/wordprocessingInk" xmlns:wps="http://schemas.microsoft.com/office/word/2010/wordprocessingShape" xmlns:o="urn:schemas-microsoft-com:office:office" xmlns:v="urn:schemas-microsoft-com:vml" xmlns:w10="urn:schemas-microsoft-com:office:word" xmlns:w="http://schemas.openxmlformats.org/wordprocessingml/2006/main" xmlns:w14="http://schemas.microsoft.com/office/word/2010/wordml" xmlns:w15="http://schemas.microsoft.com/office/word/2012/wordml" xmlns:w16cex="http://schemas.microsoft.com/office/word/2018/wordml/cex" xmlns:w16cid="http://schemas.microsoft.com/office/word/2016/wordml/cid" xmlns:w16="http://schemas.microsoft.com/office/word/2018/wordml" xmlns:w16sdtdh="http://schemas.microsoft.com/office/word/2020/wordml/sdtdatahash" xmlns:w16sdtfl="http://schemas.microsoft.com/office/word/2024/wordml/sdtformatlock" xmlns:w16se="http://schemas.microsoft.com/office/word/2015/wordml/symex" xmlns:w16du="http://schemas.microsoft.com/office/word/2023/wordml/word16du" xmlns:wne="http://schemas.microsoft.com/office/word/2006/wordml" mc:Ignorable="w14 w15 w16se w16cid w16 w16cex w16sdtdh w16sdtfl w16du wp14">
   <w:body>
     <w:p>
       <w:pPr>
@@ -811,7 +811,19 @@
                 <w:lang w:val="en-CA"/>
                 <w14:ligatures w14:val="none"/>
               </w:rPr>
-              <w:t>00-word reflective logs (</w:t>
+              <w:t>50</w:t>
+            </w:r>
+            <w:r>
+              <w:rPr>
+                <w:rFonts w:ascii="Calibri" w:eastAsia="Times New Roman" w:hAnsi="Calibri" w:cs="Calibri"/>
+                <w:color w:val="212121"/>
+                <w:kern w:val="0"/>
+                <w:sz w:val="22"/>
+                <w:szCs w:val="22"/>
+                <w:lang w:val="en-CA"/>
+                <w14:ligatures w14:val="none"/>
+              </w:rPr>
+              <w:t>-word reflective logs (</w:t>
             </w:r>
             <w:r>
               <w:rPr>
@@ -891,19 +903,7 @@
                 <w:lang w:val="en-CA"/>
                 <w14:ligatures w14:val="none"/>
               </w:rPr>
-              <w:t>At least one guide, questions, answers</w:t>
-            </w:r>
-            <w:r>
-              <w:rPr>
-                <w:rFonts w:ascii="Calibri" w:eastAsia="Times New Roman" w:hAnsi="Calibri" w:cs="Calibri"/>
-                <w:color w:val="000000"/>
-                <w:kern w:val="0"/>
-                <w:sz w:val="22"/>
-                <w:szCs w:val="22"/>
-                <w:lang w:val="en-CA"/>
-                <w14:ligatures w14:val="none"/>
-              </w:rPr>
-              <w:t>, and a subsidiary resource</w:t>
+              <w:t>At least one guide, questions, answers, and a subsidiary resource</w:t>
             </w:r>
             <w:r>
               <w:rPr>
@@ -979,95 +979,19 @@
                 <w:lang w:val="en-CA"/>
                 <w14:ligatures w14:val="none"/>
               </w:rPr>
-              <w:t>OR</w:t>
-            </w:r>
-            <w:r>
-              <w:rPr>
-                <w:rFonts w:ascii="Calibri" w:eastAsia="Times New Roman" w:hAnsi="Calibri" w:cs="Calibri"/>
-                <w:b/>
-                <w:bCs/>
-                <w:color w:val="000000"/>
-                <w:kern w:val="0"/>
-                <w:sz w:val="22"/>
-                <w:szCs w:val="22"/>
-                <w:lang w:val="en-CA"/>
-                <w14:ligatures w14:val="none"/>
-              </w:rPr>
-              <w:t>/AND</w:t>
-            </w:r>
-            <w:r>
-              <w:rPr>
-                <w:rFonts w:ascii="Calibri" w:eastAsia="Times New Roman" w:hAnsi="Calibri" w:cs="Calibri"/>
-                <w:b/>
-                <w:bCs/>
-                <w:color w:val="000000"/>
-                <w:kern w:val="0"/>
-                <w:sz w:val="22"/>
-                <w:szCs w:val="22"/>
-                <w:lang w:val="en-CA"/>
-                <w14:ligatures w14:val="none"/>
-              </w:rPr>
-              <w:t xml:space="preserve"> </w:t>
-            </w:r>
-            <w:r>
-              <w:rPr>
-                <w:rFonts w:ascii="Calibri" w:eastAsia="Times New Roman" w:hAnsi="Calibri" w:cs="Calibri"/>
-                <w:color w:val="000000"/>
-                <w:kern w:val="0"/>
-                <w:sz w:val="22"/>
-                <w:szCs w:val="22"/>
-                <w:lang w:val="en-CA"/>
-                <w14:ligatures w14:val="none"/>
-              </w:rPr>
-              <w:t>documented evidence of contribution to website/mark</w:t>
-            </w:r>
-            <w:r>
-              <w:rPr>
-                <w:rFonts w:ascii="Calibri" w:eastAsia="Times New Roman" w:hAnsi="Calibri" w:cs="Calibri"/>
-                <w:color w:val="000000"/>
-                <w:kern w:val="0"/>
-                <w:sz w:val="22"/>
-                <w:szCs w:val="22"/>
-                <w:lang w:val="en-CA"/>
-                <w14:ligatures w14:val="none"/>
-              </w:rPr>
-              <w:t>et</w:t>
-            </w:r>
-            <w:r>
-              <w:rPr>
-                <w:rFonts w:ascii="Calibri" w:eastAsia="Times New Roman" w:hAnsi="Calibri" w:cs="Calibri"/>
-                <w:color w:val="000000"/>
-                <w:kern w:val="0"/>
-                <w:sz w:val="22"/>
-                <w:szCs w:val="22"/>
-                <w:lang w:val="en-CA"/>
-                <w14:ligatures w14:val="none"/>
-              </w:rPr>
-              <w:t>ing</w:t>
-            </w:r>
-            <w:r>
-              <w:rPr>
-                <w:rFonts w:ascii="Calibri" w:eastAsia="Times New Roman" w:hAnsi="Calibri" w:cs="Calibri"/>
-                <w:color w:val="000000"/>
-                <w:kern w:val="0"/>
-                <w:sz w:val="22"/>
-                <w:szCs w:val="22"/>
-                <w:lang w:val="en-CA"/>
-                <w14:ligatures w14:val="none"/>
-              </w:rPr>
-              <w:t>/AV project</w:t>
-            </w:r>
-            <w:r>
-              <w:rPr>
-                <w:rFonts w:ascii="Calibri" w:eastAsia="Times New Roman" w:hAnsi="Calibri" w:cs="Calibri"/>
-                <w:color w:val="000000"/>
-                <w:kern w:val="0"/>
-                <w:sz w:val="22"/>
-                <w:szCs w:val="22"/>
-                <w:lang w:val="en-CA"/>
-                <w14:ligatures w14:val="none"/>
-              </w:rPr>
-              <w:t xml:space="preserve"> </w:t>
+              <w:t xml:space="preserve">OR/AND </w:t>
+            </w:r>
+            <w:r>
+              <w:rPr>
+                <w:rFonts w:ascii="Calibri" w:eastAsia="Times New Roman" w:hAnsi="Calibri" w:cs="Calibri"/>
+                <w:color w:val="000000"/>
+                <w:kern w:val="0"/>
+                <w:sz w:val="22"/>
+                <w:szCs w:val="22"/>
+                <w:lang w:val="en-CA"/>
+                <w14:ligatures w14:val="none"/>
+              </w:rPr>
+              <w:t xml:space="preserve">documented evidence of contribution to website/marketing/AV project </w:t>
             </w:r>
             <w:r>
               <w:rPr>
@@ -1231,19 +1155,31 @@
                 <w:lang w:val="en-CA"/>
                 <w14:ligatures w14:val="none"/>
               </w:rPr>
-              <w:t xml:space="preserve"> 45</w:t>
-            </w:r>
-            <w:r>
-              <w:rPr>
-                <w:rFonts w:ascii="Calibri" w:eastAsia="Times New Roman" w:hAnsi="Calibri" w:cs="Calibri"/>
-                <w:color w:val="212121"/>
-                <w:kern w:val="0"/>
-                <w:sz w:val="22"/>
-                <w:szCs w:val="22"/>
-                <w:lang w:val="en-CA"/>
-                <w14:ligatures w14:val="none"/>
-              </w:rPr>
-              <w:t>0-word reflective logs (20%)</w:t>
+              <w:t xml:space="preserve"> </w:t>
+            </w:r>
+            <w:r>
+              <w:rPr>
+                <w:rFonts w:ascii="Calibri" w:eastAsia="Times New Roman" w:hAnsi="Calibri" w:cs="Calibri"/>
+                <w:color w:val="212121"/>
+                <w:kern w:val="0"/>
+                <w:sz w:val="22"/>
+                <w:szCs w:val="22"/>
+                <w:lang w:val="en-CA"/>
+                <w14:ligatures w14:val="none"/>
+              </w:rPr>
+              <w:t>475</w:t>
+            </w:r>
+            <w:r>
+              <w:rPr>
+                <w:rFonts w:ascii="Calibri" w:eastAsia="Times New Roman" w:hAnsi="Calibri" w:cs="Calibri"/>
+                <w:color w:val="212121"/>
+                <w:kern w:val="0"/>
+                <w:sz w:val="22"/>
+                <w:szCs w:val="22"/>
+                <w:lang w:val="en-CA"/>
+                <w14:ligatures w14:val="none"/>
+              </w:rPr>
+              <w:t>-word reflective logs (20%)</w:t>
             </w:r>
           </w:p>
           <w:p>
@@ -1299,67 +1235,7 @@
                 <w:lang w:val="en-CA"/>
                 <w14:ligatures w14:val="none"/>
               </w:rPr>
-              <w:t xml:space="preserve">At least </w:t>
-            </w:r>
-            <w:r>
-              <w:rPr>
-                <w:rFonts w:ascii="Calibri" w:eastAsia="Times New Roman" w:hAnsi="Calibri" w:cs="Calibri"/>
-                <w:color w:val="000000"/>
-                <w:kern w:val="0"/>
-                <w:sz w:val="22"/>
-                <w:szCs w:val="22"/>
-                <w:lang w:val="en-CA"/>
-                <w14:ligatures w14:val="none"/>
-              </w:rPr>
-              <w:t>two</w:t>
-            </w:r>
-            <w:r>
-              <w:rPr>
-                <w:rFonts w:ascii="Calibri" w:eastAsia="Times New Roman" w:hAnsi="Calibri" w:cs="Calibri"/>
-                <w:color w:val="000000"/>
-                <w:kern w:val="0"/>
-                <w:sz w:val="22"/>
-                <w:szCs w:val="22"/>
-                <w:lang w:val="en-CA"/>
-                <w14:ligatures w14:val="none"/>
-              </w:rPr>
-              <w:t xml:space="preserve"> guide</w:t>
-            </w:r>
-            <w:r>
-              <w:rPr>
-                <w:rFonts w:ascii="Calibri" w:eastAsia="Times New Roman" w:hAnsi="Calibri" w:cs="Calibri"/>
-                <w:color w:val="000000"/>
-                <w:kern w:val="0"/>
-                <w:sz w:val="22"/>
-                <w:szCs w:val="22"/>
-                <w:lang w:val="en-CA"/>
-                <w14:ligatures w14:val="none"/>
-              </w:rPr>
-              <w:t>s</w:t>
-            </w:r>
-            <w:r>
-              <w:rPr>
-                <w:rFonts w:ascii="Calibri" w:eastAsia="Times New Roman" w:hAnsi="Calibri" w:cs="Calibri"/>
-                <w:color w:val="000000"/>
-                <w:kern w:val="0"/>
-                <w:sz w:val="22"/>
-                <w:szCs w:val="22"/>
-                <w:lang w:val="en-CA"/>
-                <w14:ligatures w14:val="none"/>
-              </w:rPr>
-              <w:t>, questions, answers</w:t>
-            </w:r>
-            <w:r>
-              <w:rPr>
-                <w:rFonts w:ascii="Calibri" w:eastAsia="Times New Roman" w:hAnsi="Calibri" w:cs="Calibri"/>
-                <w:color w:val="000000"/>
-                <w:kern w:val="0"/>
-                <w:sz w:val="22"/>
-                <w:szCs w:val="22"/>
-                <w:lang w:val="en-CA"/>
-                <w14:ligatures w14:val="none"/>
-              </w:rPr>
-              <w:t xml:space="preserve">; or one guide/questions answers and many subsidiary resources </w:t>
+              <w:t xml:space="preserve">At least two guides, questions, answers; or one guide/questions answers and many subsidiary resources </w:t>
             </w:r>
             <w:r>
               <w:rPr>
@@ -1435,7 +1311,19 @@
                 <w:lang w:val="en-CA"/>
                 <w14:ligatures w14:val="none"/>
               </w:rPr>
-              <w:t>OR</w:t>
+              <w:t xml:space="preserve">OR/AND </w:t>
+            </w:r>
+            <w:r>
+              <w:rPr>
+                <w:rFonts w:ascii="Calibri" w:eastAsia="Times New Roman" w:hAnsi="Calibri" w:cs="Calibri"/>
+                <w:color w:val="000000"/>
+                <w:kern w:val="0"/>
+                <w:sz w:val="22"/>
+                <w:szCs w:val="22"/>
+                <w:lang w:val="en-CA"/>
+                <w14:ligatures w14:val="none"/>
+              </w:rPr>
+              <w:t xml:space="preserve">documented evidence of contribution to website/marketing/AV project </w:t>
             </w:r>
             <w:r>
               <w:rPr>
@@ -1449,46 +1337,6 @@
                 <w:lang w:val="en-CA"/>
                 <w14:ligatures w14:val="none"/>
               </w:rPr>
-              <w:t>/AND</w:t>
-            </w:r>
-            <w:r>
-              <w:rPr>
-                <w:rFonts w:ascii="Calibri" w:eastAsia="Times New Roman" w:hAnsi="Calibri" w:cs="Calibri"/>
-                <w:b/>
-                <w:bCs/>
-                <w:color w:val="000000"/>
-                <w:kern w:val="0"/>
-                <w:sz w:val="22"/>
-                <w:szCs w:val="22"/>
-                <w:lang w:val="en-CA"/>
-                <w14:ligatures w14:val="none"/>
-              </w:rPr>
-              <w:t xml:space="preserve"> </w:t>
-            </w:r>
-            <w:r>
-              <w:rPr>
-                <w:rFonts w:ascii="Calibri" w:eastAsia="Times New Roman" w:hAnsi="Calibri" w:cs="Calibri"/>
-                <w:color w:val="000000"/>
-                <w:kern w:val="0"/>
-                <w:sz w:val="22"/>
-                <w:szCs w:val="22"/>
-                <w:lang w:val="en-CA"/>
-                <w14:ligatures w14:val="none"/>
-              </w:rPr>
-              <w:t xml:space="preserve">documented evidence of contribution to website/marketing/AV project </w:t>
-            </w:r>
-            <w:r>
-              <w:rPr>
-                <w:rFonts w:ascii="Calibri" w:eastAsia="Times New Roman" w:hAnsi="Calibri" w:cs="Calibri"/>
-                <w:b/>
-                <w:bCs/>
-                <w:color w:val="000000"/>
-                <w:kern w:val="0"/>
-                <w:sz w:val="22"/>
-                <w:szCs w:val="22"/>
-                <w:lang w:val="en-CA"/>
-                <w14:ligatures w14:val="none"/>
-              </w:rPr>
               <w:t xml:space="preserve">AND </w:t>
             </w:r>
             <w:r>
@@ -1513,19 +1361,7 @@
                 <w:lang w:val="en-CA"/>
                 <w14:ligatures w14:val="none"/>
               </w:rPr>
-              <w:t>-</w:t>
-            </w:r>
-            <w:r>
-              <w:rPr>
-                <w:rFonts w:ascii="Calibri" w:eastAsia="Times New Roman" w:hAnsi="Calibri" w:cs="Calibri"/>
-                <w:color w:val="000000"/>
-                <w:kern w:val="0"/>
-                <w:sz w:val="22"/>
-                <w:szCs w:val="22"/>
-                <w:lang w:val="en-CA"/>
-                <w14:ligatures w14:val="none"/>
-              </w:rPr>
-              <w:t>word final reflection</w:t>
+              <w:t>-word final reflection</w:t>
             </w:r>
             <w:r>
               <w:rPr>
@@ -1641,19 +1477,7 @@
                 <w:lang w:val="en-CA"/>
                 <w14:ligatures w14:val="none"/>
               </w:rPr>
-              <w:t>6</w:t>
-            </w:r>
-            <w:r>
-              <w:rPr>
-                <w:rFonts w:ascii="Calibri" w:eastAsia="Times New Roman" w:hAnsi="Calibri" w:cs="Calibri"/>
-                <w:color w:val="212121"/>
-                <w:kern w:val="0"/>
-                <w:sz w:val="22"/>
-                <w:szCs w:val="22"/>
-                <w:lang w:val="en-CA"/>
-                <w14:ligatures w14:val="none"/>
-              </w:rPr>
-              <w:t>00-word reflective</w:t>
+              <w:t>600-word reflective</w:t>
             </w:r>
             <w:r>
               <w:rPr>
@@ -1733,79 +1557,7 @@
                 <w:lang w:val="en-CA"/>
                 <w14:ligatures w14:val="none"/>
               </w:rPr>
-              <w:t>At least t</w:t>
-            </w:r>
-            <w:r>
-              <w:rPr>
-                <w:rFonts w:ascii="Calibri" w:eastAsia="Times New Roman" w:hAnsi="Calibri" w:cs="Calibri"/>
-                <w:color w:val="000000"/>
-                <w:kern w:val="0"/>
-                <w:sz w:val="22"/>
-                <w:szCs w:val="22"/>
-                <w:lang w:val="en-CA"/>
-                <w14:ligatures w14:val="none"/>
-              </w:rPr>
-              <w:t xml:space="preserve">hree </w:t>
-            </w:r>
-            <w:r>
-              <w:rPr>
-                <w:rFonts w:ascii="Calibri" w:eastAsia="Times New Roman" w:hAnsi="Calibri" w:cs="Calibri"/>
-                <w:color w:val="000000"/>
-                <w:kern w:val="0"/>
-                <w:sz w:val="22"/>
-                <w:szCs w:val="22"/>
-                <w:lang w:val="en-CA"/>
-                <w14:ligatures w14:val="none"/>
-              </w:rPr>
-              <w:t xml:space="preserve">guides, questions, answers; or </w:t>
-            </w:r>
-            <w:r>
-              <w:rPr>
-                <w:rFonts w:ascii="Calibri" w:eastAsia="Times New Roman" w:hAnsi="Calibri" w:cs="Calibri"/>
-                <w:color w:val="000000"/>
-                <w:kern w:val="0"/>
-                <w:sz w:val="22"/>
-                <w:szCs w:val="22"/>
-                <w:lang w:val="en-CA"/>
-                <w14:ligatures w14:val="none"/>
-              </w:rPr>
-              <w:t>two</w:t>
-            </w:r>
-            <w:r>
-              <w:rPr>
-                <w:rFonts w:ascii="Calibri" w:eastAsia="Times New Roman" w:hAnsi="Calibri" w:cs="Calibri"/>
-                <w:color w:val="000000"/>
-                <w:kern w:val="0"/>
-                <w:sz w:val="22"/>
-                <w:szCs w:val="22"/>
-                <w:lang w:val="en-CA"/>
-                <w14:ligatures w14:val="none"/>
-              </w:rPr>
-              <w:t xml:space="preserve"> guide</w:t>
-            </w:r>
-            <w:r>
-              <w:rPr>
-                <w:rFonts w:ascii="Calibri" w:eastAsia="Times New Roman" w:hAnsi="Calibri" w:cs="Calibri"/>
-                <w:color w:val="000000"/>
-                <w:kern w:val="0"/>
-                <w:sz w:val="22"/>
-                <w:szCs w:val="22"/>
-                <w:lang w:val="en-CA"/>
-                <w14:ligatures w14:val="none"/>
-              </w:rPr>
-              <w:t>s</w:t>
-            </w:r>
-            <w:r>
-              <w:rPr>
-                <w:rFonts w:ascii="Calibri" w:eastAsia="Times New Roman" w:hAnsi="Calibri" w:cs="Calibri"/>
-                <w:color w:val="000000"/>
-                <w:kern w:val="0"/>
-                <w:sz w:val="22"/>
-                <w:szCs w:val="22"/>
-                <w:lang w:val="en-CA"/>
-                <w14:ligatures w14:val="none"/>
-              </w:rPr>
-              <w:t xml:space="preserve"> and many subsidiary resources </w:t>
+              <w:t xml:space="preserve">At least three guides, questions, answers; or two guides and many subsidiary resources </w:t>
             </w:r>
             <w:r>
               <w:rPr>
@@ -1881,35 +1633,7 @@
                 <w:lang w:val="en-CA"/>
                 <w14:ligatures w14:val="none"/>
               </w:rPr>
-              <w:t>OR</w:t>
-            </w:r>
-            <w:r>
-              <w:rPr>
-                <w:rFonts w:ascii="Calibri" w:eastAsia="Times New Roman" w:hAnsi="Calibri" w:cs="Calibri"/>
-                <w:b/>
-                <w:bCs/>
-                <w:color w:val="000000"/>
-                <w:kern w:val="0"/>
-                <w:sz w:val="22"/>
-                <w:szCs w:val="22"/>
-                <w:lang w:val="en-CA"/>
-                <w14:ligatures w14:val="none"/>
-              </w:rPr>
-              <w:t>/AND</w:t>
-            </w:r>
-            <w:r>
-              <w:rPr>
-                <w:rFonts w:ascii="Calibri" w:eastAsia="Times New Roman" w:hAnsi="Calibri" w:cs="Calibri"/>
-                <w:b/>
-                <w:bCs/>
-                <w:color w:val="000000"/>
-                <w:kern w:val="0"/>
-                <w:sz w:val="22"/>
-                <w:szCs w:val="22"/>
-                <w:lang w:val="en-CA"/>
-                <w14:ligatures w14:val="none"/>
-              </w:rPr>
-              <w:t xml:space="preserve"> </w:t>
+              <w:t xml:space="preserve">OR/AND </w:t>
             </w:r>
             <w:r>
               <w:rPr>
@@ -2011,31 +1735,7 @@
                 <w:lang w:val="en-CA"/>
                 <w14:ligatures w14:val="none"/>
               </w:rPr>
-              <w:t>Active participation in group poster presentation and oral presentation (30%</w:t>
-            </w:r>
-            <w:r>
-              <w:rPr>
-                <w:rFonts w:ascii="Calibri" w:eastAsia="Times New Roman" w:hAnsi="Calibri" w:cs="Calibri"/>
-                <w:color w:val="000000"/>
-                <w:kern w:val="0"/>
-                <w:sz w:val="22"/>
-                <w:szCs w:val="22"/>
-                <w:lang w:val="en-CA"/>
-                <w14:ligatures w14:val="none"/>
-              </w:rPr>
-              <w:t xml:space="preserve"> one semester, 2x15% two semesters</w:t>
-            </w:r>
-            <w:r>
-              <w:rPr>
-                <w:rFonts w:ascii="Calibri" w:eastAsia="Times New Roman" w:hAnsi="Calibri" w:cs="Calibri"/>
-                <w:color w:val="000000"/>
-                <w:kern w:val="0"/>
-                <w:sz w:val="22"/>
-                <w:szCs w:val="22"/>
-                <w:lang w:val="en-CA"/>
-                <w14:ligatures w14:val="none"/>
-              </w:rPr>
-              <w:t>)</w:t>
+              <w:t>Active participation in group poster presentation and oral presentation (30% one semester, 2x15% two semesters)</w:t>
             </w:r>
           </w:p>
           <w:p>
@@ -2087,19 +1787,7 @@
                 <w:lang w:val="en-CA"/>
                 <w14:ligatures w14:val="none"/>
               </w:rPr>
-              <w:t xml:space="preserve">-word reflective logs </w:t>
-            </w:r>
-            <w:r>
-              <w:rPr>
-                <w:rFonts w:ascii="Calibri" w:eastAsia="Times New Roman" w:hAnsi="Calibri" w:cs="Calibri"/>
-                <w:color w:val="212121"/>
-                <w:kern w:val="0"/>
-                <w:sz w:val="22"/>
-                <w:szCs w:val="22"/>
-                <w:lang w:val="en-CA"/>
-                <w14:ligatures w14:val="none"/>
-              </w:rPr>
-              <w:t>(20%)</w:t>
+              <w:t>-word reflective logs (20%)</w:t>
             </w:r>
           </w:p>
         </w:tc>
@@ -2117,7 +1805,7 @@
 </file>
 
 <file path=word/styles.xml><?xml version="1.0" encoding="utf-8"?>
-<w:styles xmlns:mc="http://schemas.openxmlformats.org/markup-compatibility/2006" xmlns:r="http://schemas.openxmlformats.org/officeDocument/2006/relationships" xmlns:w="http://schemas.openxmlformats.org/wordprocessingml/2006/main" xmlns:w14="http://schemas.microsoft.com/office/word/2010/wordml" xmlns:w15="http://schemas.microsoft.com/office/word/2012/wordml" xmlns:w16cex="http://schemas.microsoft.com/office/word/2018/wordml/cex" xmlns:w16cid="http://schemas.microsoft.com/office/word/2016/wordml/cid" xmlns:w16="http://schemas.microsoft.com/office/word/2018/wordml" xmlns:w16du="http://schemas.microsoft.com/office/word/2023/wordml/word16du" xmlns:w16sdtdh="http://schemas.microsoft.com/office/word/2020/wordml/sdtdatahash" xmlns:w16sdtfl="http://schemas.microsoft.com/office/word/2024/wordml/sdtformatlock" xmlns:w16se="http://schemas.microsoft.com/office/word/2015/wordml/symex" mc:Ignorable="w14 w15 w16se w16cid w16 w16cex w16sdtdh w16sdtfl w16du">
+<w:styles xmlns:mc="http://schemas.openxmlformats.org/markup-compatibility/2006" xmlns:r="http://schemas.openxmlformats.org/officeDocument/2006/relationships" xmlns:w="http://schemas.openxmlformats.org/wordprocessingml/2006/main" xmlns:w14="http://schemas.microsoft.com/office/word/2010/wordml" xmlns:w15="http://schemas.microsoft.com/office/word/2012/wordml" xmlns:w16cex="http://schemas.microsoft.com/office/word/2018/wordml/cex" xmlns:w16cid="http://schemas.microsoft.com/office/word/2016/wordml/cid" xmlns:w16="http://schemas.microsoft.com/office/word/2018/wordml" xmlns:w16sdtdh="http://schemas.microsoft.com/office/word/2020/wordml/sdtdatahash" xmlns:w16sdtfl="http://schemas.microsoft.com/office/word/2024/wordml/sdtformatlock" xmlns:w16se="http://schemas.microsoft.com/office/word/2015/wordml/symex" xmlns:w16du="http://schemas.microsoft.com/office/word/2023/wordml/word16du" mc:Ignorable="w14 w15 w16se w16cid w16 w16cex w16sdtdh w16sdtfl w16du">
   <w:docDefaults>
     <w:rPrDefault>
       <w:rPr>
